--- a/document-templates/self-employed/04_Proof_of_Funds_SelfEmployed_EXAMPLE.docx
+++ b/document-templates/self-employed/04_Proof_of_Funds_SelfEmployed_EXAMPLE.docx
@@ -506,7 +506,38 @@
         <w:rPr>
           <w:rFonts w:ascii="Arial" w:cs="Arial" w:eastAsia="Arial" w:hAnsi="Arial"/>
         </w:rPr>
-        <w:t xml:space="preserve">[Statement image inserted here — Nationwide savings, £21,844.09, 28 February 2026]</w:t>
+        <w:drawing>
+          <wp:inline xmlns:a="http://schemas.openxmlformats.org/drawingml/2006/main" xmlns:pic="http://schemas.openxmlformats.org/drawingml/2006/picture">
+            <wp:extent cx="5303520" cy="3621916"/>
+            <wp:docPr id="1" name="Picture 1"/>
+            <wp:cNvGraphicFramePr>
+              <a:graphicFrameLocks noChangeAspect="1"/>
+            </wp:cNvGraphicFramePr>
+            <a:graphic>
+              <a:graphicData uri="http://schemas.openxmlformats.org/drawingml/2006/picture">
+                <pic:pic>
+                  <pic:nvPicPr>
+                    <pic:cNvPr id="0" name="bank-nationwide-david.png"/>
+                    <pic:cNvPicPr/>
+                  </pic:nvPicPr>
+                  <pic:blipFill>
+                    <a:blip r:embed="rId8"/>
+                    <a:stretch>
+                      <a:fillRect/>
+                    </a:stretch>
+                  </pic:blipFill>
+                  <pic:spPr>
+                    <a:xfrm>
+                      <a:off x="0" y="0"/>
+                      <a:ext cx="5303520" cy="3621916"/>
+                    </a:xfrm>
+                    <a:prstGeom prst="rect"/>
+                  </pic:spPr>
+                </pic:pic>
+              </a:graphicData>
+            </a:graphic>
+          </wp:inline>
+        </w:drawing>
       </w:r>
     </w:p>
     <w:p>
@@ -587,7 +618,75 @@
         <w:rPr>
           <w:rFonts w:ascii="Arial" w:cs="Arial" w:eastAsia="Arial" w:hAnsi="Arial"/>
         </w:rPr>
-        <w:t xml:space="preserve">[SA302 image (2024/25) and paid invoice to Fernwood Interiors Ltd (£2,400, settled 3 February 2026) inserted here]</w:t>
+        <w:drawing>
+          <wp:inline xmlns:a="http://schemas.openxmlformats.org/drawingml/2006/main" xmlns:pic="http://schemas.openxmlformats.org/drawingml/2006/picture">
+            <wp:extent cx="3291840" cy="1846642"/>
+            <wp:docPr id="2" name="Picture 2"/>
+            <wp:cNvGraphicFramePr>
+              <a:graphicFrameLocks noChangeAspect="1"/>
+            </wp:cNvGraphicFramePr>
+            <a:graphic>
+              <a:graphicData uri="http://schemas.openxmlformats.org/drawingml/2006/picture">
+                <pic:pic>
+                  <pic:nvPicPr>
+                    <pic:cNvPr id="0" name="sa302-david.png"/>
+                    <pic:cNvPicPr/>
+                  </pic:nvPicPr>
+                  <pic:blipFill>
+                    <a:blip r:embed="rId9"/>
+                    <a:stretch>
+                      <a:fillRect/>
+                    </a:stretch>
+                  </pic:blipFill>
+                  <pic:spPr>
+                    <a:xfrm>
+                      <a:off x="0" y="0"/>
+                      <a:ext cx="3291840" cy="1846642"/>
+                    </a:xfrm>
+                    <a:prstGeom prst="rect"/>
+                  </pic:spPr>
+                </pic:pic>
+              </a:graphicData>
+            </a:graphic>
+          </wp:inline>
+        </w:drawing>
+      </w:r>
+      <w:r>
+        <w:br/>
+      </w:r>
+      <w:r>
+        <w:drawing>
+          <wp:inline xmlns:a="http://schemas.openxmlformats.org/drawingml/2006/main" xmlns:pic="http://schemas.openxmlformats.org/drawingml/2006/picture">
+            <wp:extent cx="3291840" cy="1926931"/>
+            <wp:docPr id="3" name="Picture 3"/>
+            <wp:cNvGraphicFramePr>
+              <a:graphicFrameLocks noChangeAspect="1"/>
+            </wp:cNvGraphicFramePr>
+            <a:graphic>
+              <a:graphicData uri="http://schemas.openxmlformats.org/drawingml/2006/picture">
+                <pic:pic>
+                  <pic:nvPicPr>
+                    <pic:cNvPr id="0" name="invoice-fernwood-david.png"/>
+                    <pic:cNvPicPr/>
+                  </pic:nvPicPr>
+                  <pic:blipFill>
+                    <a:blip r:embed="rId10"/>
+                    <a:stretch>
+                      <a:fillRect/>
+                    </a:stretch>
+                  </pic:blipFill>
+                  <pic:spPr>
+                    <a:xfrm>
+                      <a:off x="0" y="0"/>
+                      <a:ext cx="3291840" cy="1926931"/>
+                    </a:xfrm>
+                    <a:prstGeom prst="rect"/>
+                  </pic:spPr>
+                </pic:pic>
+              </a:graphicData>
+            </a:graphic>
+          </wp:inline>
+        </w:drawing>
       </w:r>
     </w:p>
     <w:p>

--- a/document-templates/self-employed/04_Proof_of_Funds_SelfEmployed_EXAMPLE.docx
+++ b/document-templates/self-employed/04_Proof_of_Funds_SelfEmployed_EXAMPLE.docx
@@ -11,6 +11,8 @@
           <w:rFonts w:ascii="Arial" w:cs="Arial" w:eastAsia="Arial" w:hAnsi="Arial"/>
           <w:b/>
           <w:bCs/>
+          <w:color w:val="1F3864"/>
+          <w:sz w:val="32"/>
         </w:rPr>
         <w:t xml:space="preserve">Proof of Funds</w:t>
       </w:r>
@@ -43,6 +45,9 @@
       <w:r>
         <w:rPr>
           <w:rFonts w:ascii="Arial" w:cs="Arial" w:eastAsia="Arial" w:hAnsi="Arial"/>
+          <w:b/>
+          <w:color w:val="1F3864"/>
+          <w:sz w:val="26"/>
         </w:rPr>
         <w:t xml:space="preserve">Applicant</w:t>
       </w:r>
@@ -260,6 +265,9 @@
       <w:r>
         <w:rPr>
           <w:rFonts w:ascii="Arial" w:cs="Arial" w:eastAsia="Arial" w:hAnsi="Arial"/>
+          <w:b/>
+          <w:color w:val="1F3864"/>
+          <w:sz w:val="26"/>
         </w:rPr>
         <w:t xml:space="preserve">Section A — Personal Funds</w:t>
       </w:r>
@@ -547,6 +555,9 @@
       <w:r>
         <w:rPr>
           <w:rFonts w:ascii="Arial" w:cs="Arial" w:eastAsia="Arial" w:hAnsi="Arial"/>
+          <w:b/>
+          <w:color w:val="1F3864"/>
+          <w:sz w:val="26"/>
         </w:rPr>
         <w:t xml:space="preserve">Section B — Business Income</w:t>
       </w:r>
@@ -696,6 +707,9 @@
       <w:r>
         <w:rPr>
           <w:rFonts w:ascii="Arial" w:cs="Arial" w:eastAsia="Arial" w:hAnsi="Arial"/>
+          <w:b/>
+          <w:color w:val="1F3864"/>
+          <w:sz w:val="26"/>
         </w:rPr>
         <w:t xml:space="preserve">Funds Summary</w:t>
       </w:r>
@@ -1122,6 +1136,9 @@
       <w:r>
         <w:rPr>
           <w:rFonts w:ascii="Arial" w:cs="Arial" w:eastAsia="Arial" w:hAnsi="Arial"/>
+          <w:b/>
+          <w:color w:val="1F3864"/>
+          <w:sz w:val="26"/>
         </w:rPr>
         <w:t xml:space="preserve">Appendices</w:t>
       </w:r>
@@ -1208,6 +1225,9 @@
       <w:r>
         <w:rPr>
           <w:rFonts w:ascii="Arial" w:cs="Arial" w:eastAsia="Arial" w:hAnsi="Arial"/>
+          <w:b/>
+          <w:color w:val="1F3864"/>
+          <w:sz w:val="26"/>
         </w:rPr>
         <w:t xml:space="preserve">Declaration</w:t>
       </w:r>

--- a/document-templates/self-employed/04_Proof_of_Funds_SelfEmployed_EXAMPLE.docx
+++ b/document-templates/self-employed/04_Proof_of_Funds_SelfEmployed_EXAMPLE.docx
@@ -286,7 +286,7 @@
         <w:rPr>
           <w:rFonts w:ascii="Arial" w:cs="Arial" w:eastAsia="Arial" w:hAnsi="Arial"/>
         </w:rPr>
-        <w:t xml:space="preserve">£21,844.09</w:t>
+        <w:t>$27,740.00</w:t>
       </w:r>
       <w:r>
         <w:rPr>
@@ -500,7 +500,7 @@
               <w:rPr>
                 <w:rFonts w:ascii="Arial" w:cs="Arial" w:eastAsia="Arial" w:hAnsi="Arial"/>
               </w:rPr>
-              <w:t xml:space="preserve">£21,844.09</w:t>
+              <w:t>$27,740.00</w:t>
             </w:r>
           </w:p>
         </w:tc>
@@ -511,13 +511,10 @@
         <w:spacing w:after="120"/>
       </w:pPr>
       <w:r>
-        <w:rPr>
-          <w:rFonts w:ascii="Arial" w:cs="Arial" w:eastAsia="Arial" w:hAnsi="Arial"/>
-        </w:rPr>
         <w:drawing>
           <wp:inline xmlns:a="http://schemas.openxmlformats.org/drawingml/2006/main" xmlns:pic="http://schemas.openxmlformats.org/drawingml/2006/picture">
             <wp:extent cx="5303520" cy="3621916"/>
-            <wp:docPr id="1" name="Picture 1"/>
+            <wp:docPr id="4" name="Picture 4"/>
             <wp:cNvGraphicFramePr>
               <a:graphicFrameLocks noChangeAspect="1"/>
             </wp:cNvGraphicFramePr>
@@ -529,7 +526,7 @@
                     <pic:cNvPicPr/>
                   </pic:nvPicPr>
                   <pic:blipFill>
-                    <a:blip r:embed="rId8"/>
+                    <a:blip r:embed="rId11"/>
                     <a:stretch>
                       <a:fillRect/>
                     </a:stretch>
@@ -570,55 +567,47 @@
         <w:rPr>
           <w:rFonts w:ascii="Arial" w:cs="Arial" w:eastAsia="Arial" w:hAnsi="Arial"/>
         </w:rPr>
-        <w:t xml:space="preserve">As a self-employed </w:t>
-      </w:r>
-      <w:r>
-        <w:rPr>
-          <w:rFonts w:ascii="Arial" w:cs="Arial" w:eastAsia="Arial" w:hAnsi="Arial"/>
-        </w:rPr>
-        <w:t xml:space="preserve">web designer</w:t>
-      </w:r>
-      <w:r>
-        <w:rPr>
-          <w:rFonts w:ascii="Arial" w:cs="Arial" w:eastAsia="Arial" w:hAnsi="Arial"/>
-        </w:rPr>
-        <w:t xml:space="preserve"> trading as </w:t>
-      </w:r>
-      <w:r>
-        <w:rPr>
-          <w:rFonts w:ascii="Arial" w:cs="Arial" w:eastAsia="Arial" w:hAnsi="Arial"/>
-        </w:rPr>
-        <w:t xml:space="preserve">Okafor Digital</w:t>
-      </w:r>
-      <w:r>
-        <w:rPr>
-          <w:rFonts w:ascii="Arial" w:cs="Arial" w:eastAsia="Arial" w:hAnsi="Arial"/>
-        </w:rPr>
-        <w:t xml:space="preserve">, my business income for the last tax year was </w:t>
-      </w:r>
-      <w:r>
-        <w:rPr>
-          <w:rFonts w:ascii="Arial" w:cs="Arial" w:eastAsia="Arial" w:hAnsi="Arial"/>
-        </w:rPr>
-        <w:t xml:space="preserve">£61,200</w:t>
-      </w:r>
-      <w:r>
-        <w:rPr>
-          <w:rFonts w:ascii="Arial" w:cs="Arial" w:eastAsia="Arial" w:hAnsi="Arial"/>
-        </w:rPr>
-        <w:t xml:space="preserve"> (net profit </w:t>
-      </w:r>
-      <w:r>
-        <w:rPr>
-          <w:rFonts w:ascii="Arial" w:cs="Arial" w:eastAsia="Arial" w:hAnsi="Arial"/>
-        </w:rPr>
-        <w:t xml:space="preserve">£47,850</w:t>
-      </w:r>
-      <w:r>
-        <w:rPr>
-          <w:rFonts w:ascii="Arial" w:cs="Arial" w:eastAsia="Arial" w:hAnsi="Arial"/>
-        </w:rPr>
-        <w:t xml:space="preserve">) per my tax return.</w:t>
+        <w:t>As a self-employed web designer trading as Okafor Digital, my business income for the last tax year was $77,700.00 (net profit $60,750.00) per my tax return.</w:t>
+      </w:r>
+      <w:r>
+        <w:rPr>
+          <w:rFonts w:ascii="Arial" w:cs="Arial" w:eastAsia="Arial" w:hAnsi="Arial"/>
+        </w:rPr>
+      </w:r>
+      <w:r>
+        <w:rPr>
+          <w:rFonts w:ascii="Arial" w:cs="Arial" w:eastAsia="Arial" w:hAnsi="Arial"/>
+        </w:rPr>
+      </w:r>
+      <w:r>
+        <w:rPr>
+          <w:rFonts w:ascii="Arial" w:cs="Arial" w:eastAsia="Arial" w:hAnsi="Arial"/>
+        </w:rPr>
+      </w:r>
+      <w:r>
+        <w:rPr>
+          <w:rFonts w:ascii="Arial" w:cs="Arial" w:eastAsia="Arial" w:hAnsi="Arial"/>
+        </w:rPr>
+      </w:r>
+      <w:r>
+        <w:rPr>
+          <w:rFonts w:ascii="Arial" w:cs="Arial" w:eastAsia="Arial" w:hAnsi="Arial"/>
+        </w:rPr>
+      </w:r>
+      <w:r>
+        <w:rPr>
+          <w:rFonts w:ascii="Arial" w:cs="Arial" w:eastAsia="Arial" w:hAnsi="Arial"/>
+        </w:rPr>
+      </w:r>
+      <w:r>
+        <w:rPr>
+          <w:rFonts w:ascii="Arial" w:cs="Arial" w:eastAsia="Arial" w:hAnsi="Arial"/>
+        </w:rPr>
+      </w:r>
+      <w:r>
+        <w:rPr>
+          <w:rFonts w:ascii="Arial" w:cs="Arial" w:eastAsia="Arial" w:hAnsi="Arial"/>
+        </w:rPr>
       </w:r>
     </w:p>
     <w:p>
@@ -626,13 +615,10 @@
         <w:spacing w:after="120"/>
       </w:pPr>
       <w:r>
-        <w:rPr>
-          <w:rFonts w:ascii="Arial" w:cs="Arial" w:eastAsia="Arial" w:hAnsi="Arial"/>
-        </w:rPr>
         <w:drawing>
           <wp:inline xmlns:a="http://schemas.openxmlformats.org/drawingml/2006/main" xmlns:pic="http://schemas.openxmlformats.org/drawingml/2006/picture">
             <wp:extent cx="3291840" cy="1846642"/>
-            <wp:docPr id="2" name="Picture 2"/>
+            <wp:docPr id="5" name="Picture 5"/>
             <wp:cNvGraphicFramePr>
               <a:graphicFrameLocks noChangeAspect="1"/>
             </wp:cNvGraphicFramePr>
@@ -644,7 +630,7 @@
                     <pic:cNvPicPr/>
                   </pic:nvPicPr>
                   <pic:blipFill>
-                    <a:blip r:embed="rId9"/>
+                    <a:blip r:embed="rId12"/>
                     <a:stretch>
                       <a:fillRect/>
                     </a:stretch>
@@ -664,12 +650,10 @@
       </w:r>
       <w:r>
         <w:br/>
-      </w:r>
-      <w:r>
         <w:drawing>
           <wp:inline xmlns:a="http://schemas.openxmlformats.org/drawingml/2006/main" xmlns:pic="http://schemas.openxmlformats.org/drawingml/2006/picture">
             <wp:extent cx="3291840" cy="1926931"/>
-            <wp:docPr id="3" name="Picture 3"/>
+            <wp:docPr id="6" name="Picture 6"/>
             <wp:cNvGraphicFramePr>
               <a:graphicFrameLocks noChangeAspect="1"/>
             </wp:cNvGraphicFramePr>
@@ -681,7 +665,7 @@
                     <pic:cNvPicPr/>
                   </pic:nvPicPr>
                   <pic:blipFill>
-                    <a:blip r:embed="rId10"/>
+                    <a:blip r:embed="rId13"/>
                     <a:stretch>
                       <a:fillRect/>
                     </a:stretch>
@@ -879,7 +863,7 @@
               <w:rPr>
                 <w:rFonts w:ascii="Arial" w:cs="Arial" w:eastAsia="Arial" w:hAnsi="Arial"/>
               </w:rPr>
-              <w:t xml:space="preserve">£21,844.09</w:t>
+              <w:t>$27,740.00</w:t>
             </w:r>
           </w:p>
         </w:tc>
@@ -907,7 +891,7 @@
               <w:rPr>
                 <w:rFonts w:ascii="Arial" w:cs="Arial" w:eastAsia="Arial" w:hAnsi="Arial"/>
               </w:rPr>
-              <w:t xml:space="preserve">THB 927,282</w:t>
+              <w:t>THB 956,530</w:t>
             </w:r>
           </w:p>
         </w:tc>
@@ -973,7 +957,7 @@
                 <w:b/>
                 <w:bCs/>
               </w:rPr>
-              <w:t xml:space="preserve">£21,844.09</w:t>
+              <w:t>$27,740.00</w:t>
             </w:r>
           </w:p>
         </w:tc>
@@ -1004,7 +988,7 @@
                 <w:b/>
                 <w:bCs/>
               </w:rPr>
-              <w:t xml:space="preserve">THB 927,282</w:t>
+              <w:t>THB 956,530</w:t>
             </w:r>
           </w:p>
         </w:tc>
@@ -1062,7 +1046,7 @@
               <w:rPr>
                 <w:rFonts w:ascii="Arial" w:cs="Arial" w:eastAsia="Arial" w:hAnsi="Arial"/>
               </w:rPr>
-              <w:t xml:space="preserve">£9,310.66</w:t>
+              <w:t>$11,820.00</w:t>
             </w:r>
           </w:p>
         </w:tc>
@@ -1090,7 +1074,7 @@
               <w:rPr>
                 <w:rFonts w:ascii="Arial" w:cs="Arial" w:eastAsia="Arial" w:hAnsi="Arial"/>
               </w:rPr>
-              <w:t xml:space="preserve">THB 395,238</w:t>
+              <w:t>THB 407,790</w:t>
             </w:r>
           </w:p>
         </w:tc>
@@ -1116,7 +1100,7 @@
           <w:sz w:val="18"/>
           <w:szCs w:val="18"/>
         </w:rPr>
-        <w:t xml:space="preserve">1 GBP = 42.45 THB (mid-market, 1 March 2026)</w:t>
+        <w:t>1 USD = 34.50 THB (mid-market, 1 March 2026)</w:t>
       </w:r>
       <w:r>
         <w:rPr>
@@ -1188,13 +1172,12 @@
         <w:rPr>
           <w:rFonts w:ascii="Arial" w:cs="Arial" w:eastAsia="Arial" w:hAnsi="Arial"/>
         </w:rPr>
-        <w:t xml:space="preserve">Appendix B: </w:t>
-      </w:r>
-      <w:r>
-        <w:rPr>
-          <w:rFonts w:ascii="Arial" w:cs="Arial" w:eastAsia="Arial" w:hAnsi="Arial"/>
-        </w:rPr>
-        <w:t xml:space="preserve">payslips and dividend declarations</w:t>
+        <w:t>Appendix B: invoices and SA302 tax calculation</w:t>
+      </w:r>
+      <w:r>
+        <w:rPr>
+          <w:rFonts w:ascii="Arial" w:cs="Arial" w:eastAsia="Arial" w:hAnsi="Arial"/>
+        </w:rPr>
       </w:r>
     </w:p>
     <w:p>
@@ -1209,13 +1192,12 @@
         <w:rPr>
           <w:rFonts w:ascii="Arial" w:cs="Arial" w:eastAsia="Arial" w:hAnsi="Arial"/>
         </w:rPr>
-        <w:t xml:space="preserve">Appendix C: company/business account statements</w:t>
-      </w:r>
-      <w:r>
-        <w:rPr>
-          <w:rFonts w:ascii="Arial" w:cs="Arial" w:eastAsia="Arial" w:hAnsi="Arial"/>
-        </w:rPr>
-        <w:t xml:space="preserve"> — Wong Media Ltd and Bright Loop Ltd</w:t>
+        <w:t>Appendix C: business account statements — Okafor Digital (Starling)</w:t>
+      </w:r>
+      <w:r>
+        <w:rPr>
+          <w:rFonts w:ascii="Arial" w:cs="Arial" w:eastAsia="Arial" w:hAnsi="Arial"/>
+        </w:rPr>
       </w:r>
     </w:p>
     <w:p>
